--- a/static/downloads/pt-br/docx/layer-1/membership-state-registry.docx
+++ b/static/downloads/pt-br/docx/layer-1/membership-state-registry.docx
@@ -87,7 +87,7 @@
         <w:t xml:space="preserve"> </w:t>
       </w:r>
       <w:r>
-        <w:t xml:space="preserve">2026-06-26</w:t>
+        <w:t xml:space="preserve">2026-07-07</w:t>
       </w:r>
     </w:p>
     <w:p>
@@ -379,8 +379,14 @@
     </w:p>
     <w:p>
       <w:pPr>
-        <w:pStyle w:val="BlockText"/>
-      </w:pPr>
+        <w:pStyle w:val="BodyText"/>
+      </w:pPr>
+      <w:r>
+        <w:t xml:space="preserve">&gt;</w:t>
+      </w:r>
+      <w:r>
+        <w:t xml:space="preserve"> </w:t>
+      </w:r>
       <w:r>
         <w:rPr>
           <w:b/>
@@ -388,19 +394,29 @@
         </w:rPr>
         <w:t xml:space="preserve">Justificativa — Por que uma única tabela de estados</w:t>
       </w:r>
-    </w:p>
-    <w:p>
-      <w:pPr>
-        <w:pStyle w:val="BlockText"/>
-      </w:pPr>
-      <w:r>
-        <w:t xml:space="preserve">Direitos e obrigações espalhados por vários documentos acabam divergindo. Reunir cada estado, seus direitos, suas obrigações e suas transições em uma única tabela torna o sistema de associação auditável de relance — você consegue ver cada porta de entrada e de saída da comunidade, e o que cada uma concede. Se dois documentos algum dia discordarem, este registro é o desempate.</w:t>
-      </w:r>
-    </w:p>
-    <w:p>
-      <w:pPr>
-        <w:pStyle w:val="BlockText"/>
-      </w:pPr>
+      <w:r>
+        <w:t xml:space="preserve"> </w:t>
+      </w:r>
+      <w:r>
+        <w:t xml:space="preserve">&gt;</w:t>
+      </w:r>
+      <w:r>
+        <w:t xml:space="preserve"> </w:t>
+      </w:r>
+      <w:r>
+        <w:t xml:space="preserve">&gt; Direitos e obrigações espalhados por vários documentos acabam divergindo. Reunir cada estado, seus direitos, suas obrigações e suas transições em uma única tabela torna o sistema de associação auditável de relance — você consegue ver cada porta de entrada e de saída da comunidade, e o que cada uma concede. Se dois documentos algum dia discordarem, este registro é o desempate.</w:t>
+      </w:r>
+    </w:p>
+    <w:p>
+      <w:pPr>
+        <w:pStyle w:val="BodyText"/>
+      </w:pPr>
+      <w:r>
+        <w:t xml:space="preserve">&gt;</w:t>
+      </w:r>
+      <w:r>
+        <w:t xml:space="preserve"> </w:t>
+      </w:r>
       <w:r>
         <w:rPr>
           <w:b/>
@@ -408,13 +424,17 @@
         </w:rPr>
         <w:t xml:space="preserve">Instruções — Como preencher</w:t>
       </w:r>
-    </w:p>
-    <w:p>
-      <w:pPr>
-        <w:pStyle w:val="BlockText"/>
-      </w:pPr>
-      <w:r>
-        <w:t xml:space="preserve">Defina cada estado de associação que sua comunidade reconhece (por exemplo, Candidato, Membro em Período de Experiência, Membro Pleno, Membro Egresso). Para cada um, liste direitos, obrigações, condição de entrada e condição de saída. Mantenha os estados mutuamente exclusivos — nenhuma pessoa pode estar em dois estados ao mesmo tempo.</w:t>
+      <w:r>
+        <w:t xml:space="preserve"> </w:t>
+      </w:r>
+      <w:r>
+        <w:t xml:space="preserve">&gt;</w:t>
+      </w:r>
+      <w:r>
+        <w:t xml:space="preserve"> </w:t>
+      </w:r>
+      <w:r>
+        <w:t xml:space="preserve">&gt; Defina cada estado de associação que sua comunidade reconhece (por exemplo, Candidato, Membro em Período de Experiência, Membro Pleno, Membro Egresso). Para cada um, liste direitos, obrigações, condição de entrada e condição de saída. Mantenha os estados mutuamente exclusivos — nenhuma pessoa pode estar em dois estados ao mesmo tempo.</w:t>
       </w:r>
     </w:p>
     <w:tbl>
@@ -512,6 +532,13 @@
             <w:pPr>
               <w:pStyle w:val="Compact"/>
             </w:pPr>
+            <w:r>
+              <w:rPr>
+                <w:i/>
+                <w:iCs/>
+              </w:rPr>
+              <w:t xml:space="preserve">&lt;direitos&gt;</w:t>
+            </w:r>
           </w:p>
         </w:tc>
         <w:tc>
@@ -535,6 +562,13 @@
             <w:pPr>
               <w:pStyle w:val="Compact"/>
             </w:pPr>
+            <w:r>
+              <w:rPr>
+                <w:i/>
+                <w:iCs/>
+              </w:rPr>
+              <w:t xml:space="preserve">&lt;entrada&gt;</w:t>
+            </w:r>
           </w:p>
         </w:tc>
         <w:tc>
@@ -575,6 +609,13 @@
             <w:pPr>
               <w:pStyle w:val="Compact"/>
             </w:pPr>
+            <w:r>
+              <w:rPr>
+                <w:i/>
+                <w:iCs/>
+              </w:rPr>
+              <w:t xml:space="preserve">&lt;direitos&gt;</w:t>
+            </w:r>
           </w:p>
         </w:tc>
         <w:tc>
@@ -598,6 +639,13 @@
             <w:pPr>
               <w:pStyle w:val="Compact"/>
             </w:pPr>
+            <w:r>
+              <w:rPr>
+                <w:i/>
+                <w:iCs/>
+              </w:rPr>
+              <w:t xml:space="preserve">&lt;entrada&gt;</w:t>
+            </w:r>
           </w:p>
         </w:tc>
         <w:tc>
@@ -638,6 +686,13 @@
             <w:pPr>
               <w:pStyle w:val="Compact"/>
             </w:pPr>
+            <w:r>
+              <w:rPr>
+                <w:i/>
+                <w:iCs/>
+              </w:rPr>
+              <w:t xml:space="preserve">&lt;direitos&gt;</w:t>
+            </w:r>
           </w:p>
         </w:tc>
         <w:tc>
@@ -661,6 +716,13 @@
             <w:pPr>
               <w:pStyle w:val="Compact"/>
             </w:pPr>
+            <w:r>
+              <w:rPr>
+                <w:i/>
+                <w:iCs/>
+              </w:rPr>
+              <w:t xml:space="preserve">&lt;entrada&gt;</w:t>
+            </w:r>
           </w:p>
         </w:tc>
         <w:tc>
@@ -701,6 +763,13 @@
             <w:pPr>
               <w:pStyle w:val="Compact"/>
             </w:pPr>
+            <w:r>
+              <w:rPr>
+                <w:i/>
+                <w:iCs/>
+              </w:rPr>
+              <w:t xml:space="preserve">&lt;direitos&gt;</w:t>
+            </w:r>
           </w:p>
         </w:tc>
         <w:tc>
@@ -724,6 +793,13 @@
             <w:pPr>
               <w:pStyle w:val="Compact"/>
             </w:pPr>
+            <w:r>
+              <w:rPr>
+                <w:i/>
+                <w:iCs/>
+              </w:rPr>
+              <w:t xml:space="preserve">&lt;entrada&gt;</w:t>
+            </w:r>
           </w:p>
         </w:tc>
         <w:tc>
@@ -745,16 +821,16 @@
     </w:tbl>
     <w:p>
       <w:pPr>
-        <w:pStyle w:val="BlockText"/>
-      </w:pPr>
-      <w:r>
-        <w:t xml:space="preserve">Nenhuma pessoa pode estar em múltiplos estados de associação ao mesmo tempo.</w:t>
-      </w:r>
-      <w:r>
-        <w:t xml:space="preserve"> </w:t>
-      </w:r>
-      <w:r>
-        <w:t xml:space="preserve">Nenhum direito ou obrigação pode ser assumido fora do estado de associação atual da pessoa.</w:t>
+        <w:pStyle w:val="BodyText"/>
+      </w:pPr>
+      <w:r>
+        <w:t xml:space="preserve">&gt; Nenhuma pessoa pode estar em múltiplos estados de associação ao mesmo tempo.</w:t>
+      </w:r>
+      <w:r>
+        <w:t xml:space="preserve"> </w:t>
+      </w:r>
+      <w:r>
+        <w:t xml:space="preserve">&gt; Nenhum direito ou obrigação pode ser assumido fora do estado de associação atual da pessoa.</w:t>
       </w:r>
     </w:p>
     <w:bookmarkEnd w:id="16"/>
@@ -769,8 +845,14 @@
     </w:p>
     <w:p>
       <w:pPr>
-        <w:pStyle w:val="BlockText"/>
-      </w:pPr>
+        <w:pStyle w:val="FirstParagraph"/>
+      </w:pPr>
+      <w:r>
+        <w:t xml:space="preserve">&gt;</w:t>
+      </w:r>
+      <w:r>
+        <w:t xml:space="preserve"> </w:t>
+      </w:r>
       <w:r>
         <w:rPr>
           <w:b/>
@@ -778,19 +860,29 @@
         </w:rPr>
         <w:t xml:space="preserve">Justificativa — Por que preservar dados após a saída</w:t>
       </w:r>
-    </w:p>
-    <w:p>
-      <w:pPr>
-        <w:pStyle w:val="BlockText"/>
-      </w:pPr>
-      <w:r>
-        <w:t xml:space="preserve">A história da comunidade pertence à comunidade, não a qualquer conta individual. Manter registros de contribuição após a saída protege a integridade das trilhas de auditoria, do histórico de governança e da contabilidade de reconhecimento — ao mesmo tempo em que revogar o acesso e remover a pessoa das listagens ativas respeita o caráter definitivo da sua partida.</w:t>
-      </w:r>
-    </w:p>
-    <w:p>
-      <w:pPr>
-        <w:pStyle w:val="BlockText"/>
-      </w:pPr>
+      <w:r>
+        <w:t xml:space="preserve"> </w:t>
+      </w:r>
+      <w:r>
+        <w:t xml:space="preserve">&gt;</w:t>
+      </w:r>
+      <w:r>
+        <w:t xml:space="preserve"> </w:t>
+      </w:r>
+      <w:r>
+        <w:t xml:space="preserve">&gt; A história da comunidade pertence à comunidade, não a qualquer conta individual. Manter registros de contribuição após a saída protege a integridade das trilhas de auditoria, do histórico de governança e da contabilidade de reconhecimento — ao mesmo tempo em que revogar o acesso e remover a pessoa das listagens ativas respeita o caráter definitivo da sua partida.</w:t>
+      </w:r>
+    </w:p>
+    <w:p>
+      <w:pPr>
+        <w:pStyle w:val="BodyText"/>
+      </w:pPr>
+      <w:r>
+        <w:t xml:space="preserve">&gt;</w:t>
+      </w:r>
+      <w:r>
+        <w:t xml:space="preserve"> </w:t>
+      </w:r>
       <w:r>
         <w:rPr>
           <w:b/>
@@ -798,13 +890,17 @@
         </w:rPr>
         <w:t xml:space="preserve">Instruções — Como preencher</w:t>
       </w:r>
-    </w:p>
-    <w:p>
-      <w:pPr>
-        <w:pStyle w:val="BlockText"/>
-      </w:pPr>
-      <w:r>
-        <w:t xml:space="preserve">Descreva quais registros persistem após a saída, onde as atribuições de estado são acompanhadas operacionalmente, e como a revogação de acesso interage com os recursos das plataformas utilizadas.</w:t>
+      <w:r>
+        <w:t xml:space="preserve"> </w:t>
+      </w:r>
+      <w:r>
+        <w:t xml:space="preserve">&gt;</w:t>
+      </w:r>
+      <w:r>
+        <w:t xml:space="preserve"> </w:t>
+      </w:r>
+      <w:r>
+        <w:t xml:space="preserve">&gt; Descreva quais registros persistem após a saída, onde as atribuições de estado são acompanhadas operacionalmente, e como a revogação de acesso interage com os recursos das plataformas utilizadas.</w:t>
       </w:r>
     </w:p>
     <w:p>
@@ -924,8 +1020,14 @@
     </w:p>
     <w:p>
       <w:pPr>
-        <w:pStyle w:val="BlockText"/>
-      </w:pPr>
+        <w:pStyle w:val="BodyText"/>
+      </w:pPr>
+      <w:r>
+        <w:t xml:space="preserve">&gt;</w:t>
+      </w:r>
+      <w:r>
+        <w:t xml:space="preserve"> </w:t>
+      </w:r>
       <w:r>
         <w:rPr>
           <w:b/>
@@ -933,19 +1035,29 @@
         </w:rPr>
         <w:t xml:space="preserve">Justificativa — Por que separar a definição da lista</w:t>
       </w:r>
-    </w:p>
-    <w:p>
-      <w:pPr>
-        <w:pStyle w:val="BlockText"/>
-      </w:pPr>
-      <w:r>
-        <w:t xml:space="preserve">Este documento define o que os estados significam; o registro vivo acompanha quem está em qual estado hoje. Mantê-los separados significa que as definições permanecem estáveis e governáveis enquanto as atribuições permanecem atualizadas — e ninguém precisa alterar um artefato ratificado toda vez que alguém entra ou sai.</w:t>
-      </w:r>
-    </w:p>
-    <w:p>
-      <w:pPr>
-        <w:pStyle w:val="BlockText"/>
-      </w:pPr>
+      <w:r>
+        <w:t xml:space="preserve"> </w:t>
+      </w:r>
+      <w:r>
+        <w:t xml:space="preserve">&gt;</w:t>
+      </w:r>
+      <w:r>
+        <w:t xml:space="preserve"> </w:t>
+      </w:r>
+      <w:r>
+        <w:t xml:space="preserve">&gt; Este documento define o que os estados significam; o registro vivo acompanha quem está em qual estado hoje. Mantê-los separados significa que as definições permanecem estáveis e governáveis enquanto as atribuições permanecem atualizadas — e ninguém precisa alterar um artefato ratificado toda vez que alguém entra ou sai.</w:t>
+      </w:r>
+    </w:p>
+    <w:p>
+      <w:pPr>
+        <w:pStyle w:val="BodyText"/>
+      </w:pPr>
+      <w:r>
+        <w:t xml:space="preserve">&gt;</w:t>
+      </w:r>
+      <w:r>
+        <w:t xml:space="preserve"> </w:t>
+      </w:r>
       <w:r>
         <w:rPr>
           <w:b/>
@@ -953,21 +1065,25 @@
         </w:rPr>
         <w:t xml:space="preserve">Instruções — Como preencher</w:t>
       </w:r>
-    </w:p>
-    <w:p>
-      <w:pPr>
-        <w:pStyle w:val="BlockText"/>
-      </w:pPr>
-      <w:r>
-        <w:t xml:space="preserve">Aponte para o sistema operacional ou documento onde as atribuições atuais de membro-para-estado são acompanhadas. Este artefato não deve precisar ser alterado toda vez que um membro entra ou sai.</w:t>
-      </w:r>
-    </w:p>
-    <w:p>
-      <w:pPr>
-        <w:pStyle w:val="BlockText"/>
-      </w:pPr>
-      <w:r>
-        <w:t xml:space="preserve">A lista viva de membros é mantida em</w:t>
+      <w:r>
+        <w:t xml:space="preserve"> </w:t>
+      </w:r>
+      <w:r>
+        <w:t xml:space="preserve">&gt;</w:t>
+      </w:r>
+      <w:r>
+        <w:t xml:space="preserve"> </w:t>
+      </w:r>
+      <w:r>
+        <w:t xml:space="preserve">&gt; Aponte para o sistema operacional ou documento onde as atribuições atuais de membro-para-estado são acompanhadas. Este artefato não deve precisar ser alterado toda vez que um membro entra ou sai.</w:t>
+      </w:r>
+    </w:p>
+    <w:p>
+      <w:pPr>
+        <w:pStyle w:val="BodyText"/>
+      </w:pPr>
+      <w:r>
+        <w:t xml:space="preserve">&gt; A lista viva de membros é mantida em</w:t>
       </w:r>
       <w:r>
         <w:t xml:space="preserve"> </w:t>
@@ -985,7 +1101,7 @@
     </w:p>
     <w:p>
       <w:pPr>
-        <w:pStyle w:val="FirstParagraph"/>
+        <w:pStyle w:val="BodyText"/>
       </w:pPr>
       <w:r>
         <w:rPr>
@@ -1029,6 +1145,9 @@
       </w:r>
       <w:r>
         <w:t xml:space="preserve"> </w:t>
+      </w:r>
+      <w:r>
+        <w:t xml:space="preserve">&lt;AAAA-MM-DD&gt;</w:t>
       </w:r>
     </w:p>
     <w:p>

--- a/static/downloads/pt-br/docx/layer-1/membership-state-registry.docx
+++ b/static/downloads/pt-br/docx/layer-1/membership-state-registry.docx
@@ -59,7 +59,7 @@
         <w:t xml:space="preserve">RCOS — Sistema Operacional de Comunidade Regenerativa</w:t>
       </w:r>
     </w:p>
-    <w:bookmarkStart w:id="20" w:name="registro-de-estados-de-associação"/>
+    <w:bookmarkStart w:id="17" w:name="registro-de-estados-de-associação"/>
     <w:p>
       <w:pPr>
         <w:pStyle w:val="Heading1"/>
@@ -87,7 +87,7 @@
         <w:t xml:space="preserve"> </w:t>
       </w:r>
       <w:r>
-        <w:t xml:space="preserve">2026-07-07</w:t>
+        <w:t xml:space="preserve">2026-08-31</w:t>
       </w:r>
     </w:p>
     <w:p>
@@ -221,20 +221,6 @@
           <w:t xml:space="preserve">§3.1</w:t>
         </w:r>
       </w:hyperlink>
-      <w:r>
-        <w:t xml:space="preserve">,</w:t>
-      </w:r>
-      <w:r>
-        <w:t xml:space="preserve"> </w:t>
-      </w:r>
-      <w:hyperlink r:id="rId15">
-        <w:r>
-          <w:rPr>
-            <w:rStyle w:val="Hyperlink"/>
-          </w:rPr>
-          <w:t xml:space="preserve">§3.8</w:t>
-        </w:r>
-      </w:hyperlink>
     </w:p>
     <w:p>
       <w:r>
@@ -243,7 +229,7 @@
         </w:pict>
       </w:r>
     </w:p>
-    <w:bookmarkStart w:id="16" w:name="estados-de-associação-definidos"/>
+    <w:bookmarkStart w:id="15" w:name="estados-de-associação-definidos"/>
     <w:p>
       <w:pPr>
         <w:pStyle w:val="Heading2"/>
@@ -833,74 +819,21 @@
         <w:t xml:space="preserve">&gt; Nenhum direito ou obrigação pode ser assumido fora do estado de associação atual da pessoa.</w:t>
       </w:r>
     </w:p>
-    <w:bookmarkEnd w:id="16"/>
-    <w:bookmarkStart w:id="17" w:name="notas-técnicas"/>
     <w:p>
+      <w:r>
+        <w:pict>
+          <v:rect style="width:0;height:1.5pt" o:hralign="center" o:hrstd="t" o:hr="t"/>
+        </w:pict>
+      </w:r>
+    </w:p>
+    <w:bookmarkEnd w:id="15"/>
+    <w:bookmarkStart w:id="16" w:name="registro-de-ratificação"/>
+    <w:p>
       <w:pPr>
         <w:pStyle w:val="Heading2"/>
       </w:pPr>
       <w:r>
-        <w:t xml:space="preserve">Notas Técnicas</w:t>
-      </w:r>
-    </w:p>
-    <w:p>
-      <w:pPr>
-        <w:pStyle w:val="FirstParagraph"/>
-      </w:pPr>
-      <w:r>
-        <w:t xml:space="preserve">&gt;</w:t>
-      </w:r>
-      <w:r>
-        <w:t xml:space="preserve"> </w:t>
-      </w:r>
-      <w:r>
-        <w:rPr>
-          <w:b/>
-          <w:bCs/>
-        </w:rPr>
-        <w:t xml:space="preserve">Justificativa — Por que preservar dados após a saída</w:t>
-      </w:r>
-      <w:r>
-        <w:t xml:space="preserve"> </w:t>
-      </w:r>
-      <w:r>
-        <w:t xml:space="preserve">&gt;</w:t>
-      </w:r>
-      <w:r>
-        <w:t xml:space="preserve"> </w:t>
-      </w:r>
-      <w:r>
-        <w:t xml:space="preserve">&gt; A história da comunidade pertence à comunidade, não a qualquer conta individual. Manter registros de contribuição após a saída protege a integridade das trilhas de auditoria, do histórico de governança e da contabilidade de reconhecimento — ao mesmo tempo em que revogar o acesso e remover a pessoa das listagens ativas respeita o caráter definitivo da sua partida.</w:t>
-      </w:r>
-    </w:p>
-    <w:p>
-      <w:pPr>
-        <w:pStyle w:val="BodyText"/>
-      </w:pPr>
-      <w:r>
-        <w:t xml:space="preserve">&gt;</w:t>
-      </w:r>
-      <w:r>
-        <w:t xml:space="preserve"> </w:t>
-      </w:r>
-      <w:r>
-        <w:rPr>
-          <w:b/>
-          <w:bCs/>
-        </w:rPr>
-        <w:t xml:space="preserve">Instruções — Como preencher</w:t>
-      </w:r>
-      <w:r>
-        <w:t xml:space="preserve"> </w:t>
-      </w:r>
-      <w:r>
-        <w:t xml:space="preserve">&gt;</w:t>
-      </w:r>
-      <w:r>
-        <w:t xml:space="preserve"> </w:t>
-      </w:r>
-      <w:r>
-        <w:t xml:space="preserve">&gt; Descreva quais registros persistem após a saída, onde as atribuições de estado são acompanhadas operacionalmente, e como a revogação de acesso interage com os recursos das plataformas utilizadas.</w:t>
+        <w:t xml:space="preserve">Registro de Ratificação</w:t>
       </w:r>
     </w:p>
     <w:p>
@@ -913,10 +846,16 @@
       </w:pPr>
       <w:r>
         <w:rPr>
-          <w:i/>
-          <w:iCs/>
+          <w:b/>
+          <w:bCs/>
         </w:rPr>
-        <w:t xml:space="preserve">&lt;Histórico de contribuição e governança mantido após a saída; descreva a política de retenção.&gt;</w:t>
+        <w:t xml:space="preserve">Adotado em:</w:t>
+      </w:r>
+      <w:r>
+        <w:t xml:space="preserve"> </w:t>
+      </w:r>
+      <w:r>
+        <w:t xml:space="preserve">&lt;AAAA-MM-DD&gt;</w:t>
       </w:r>
     </w:p>
     <w:p>
@@ -929,10 +868,16 @@
       </w:pPr>
       <w:r>
         <w:rPr>
-          <w:i/>
-          <w:iCs/>
+          <w:b/>
+          <w:bCs/>
         </w:rPr>
-        <w:t xml:space="preserve">&lt;Membros egressos são removidos das listagens ativas de membros; descreva a revogação de acesso por plataforma.&gt;</w:t>
+        <w:t xml:space="preserve">Tipo de decisão:</w:t>
+      </w:r>
+      <w:r>
+        <w:t xml:space="preserve"> </w:t>
+      </w:r>
+      <w:r>
+        <w:t xml:space="preserve">Estratégica</w:t>
       </w:r>
     </w:p>
     <w:p>
@@ -945,243 +890,6 @@
       </w:pPr>
       <w:r>
         <w:rPr>
-          <w:i/>
-          <w:iCs/>
-        </w:rPr>
-        <w:t xml:space="preserve">&lt;Local operacional das atribuições de estado — veja</w:t>
-      </w:r>
-      <w:r>
-        <w:rPr>
-          <w:i/>
-          <w:iCs/>
-        </w:rPr>
-        <w:t xml:space="preserve"> </w:t>
-      </w:r>
-      <w:r>
-        <w:rPr>
-          <w:i/>
-          <w:iCs/>
-        </w:rPr>
-        <w:t xml:space="preserve">“Lista Atual de Membros”</w:t>
-      </w:r>
-      <w:r>
-        <w:rPr>
-          <w:i/>
-          <w:iCs/>
-        </w:rPr>
-        <w:t xml:space="preserve"> </w:t>
-      </w:r>
-      <w:r>
-        <w:rPr>
-          <w:i/>
-          <w:iCs/>
-        </w:rPr>
-        <w:t xml:space="preserve">abaixo.&gt;</w:t>
-      </w:r>
-    </w:p>
-    <w:bookmarkEnd w:id="17"/>
-    <w:bookmarkStart w:id="18" w:name="lista-atual-de-membros"/>
-    <w:p>
-      <w:pPr>
-        <w:pStyle w:val="Heading2"/>
-      </w:pPr>
-      <w:r>
-        <w:t xml:space="preserve">Lista Atual de Membros</w:t>
-      </w:r>
-    </w:p>
-    <w:p>
-      <w:pPr>
-        <w:pStyle w:val="FirstParagraph"/>
-      </w:pPr>
-      <w:r>
-        <w:rPr>
-          <w:i/>
-          <w:iCs/>
-        </w:rPr>
-        <w:t xml:space="preserve">Cláusulas RCOS:</w:t>
-      </w:r>
-      <w:r>
-        <w:rPr>
-          <w:i/>
-          <w:iCs/>
-        </w:rPr>
-        <w:t xml:space="preserve"> </w:t>
-      </w:r>
-      <w:hyperlink r:id="rId15">
-        <w:r>
-          <w:rPr>
-            <w:rStyle w:val="Hyperlink"/>
-            <w:i/>
-            <w:iCs/>
-          </w:rPr>
-          <w:t xml:space="preserve">3.8.2</w:t>
-        </w:r>
-      </w:hyperlink>
-    </w:p>
-    <w:p>
-      <w:pPr>
-        <w:pStyle w:val="BodyText"/>
-      </w:pPr>
-      <w:r>
-        <w:t xml:space="preserve">&gt;</w:t>
-      </w:r>
-      <w:r>
-        <w:t xml:space="preserve"> </w:t>
-      </w:r>
-      <w:r>
-        <w:rPr>
-          <w:b/>
-          <w:bCs/>
-        </w:rPr>
-        <w:t xml:space="preserve">Justificativa — Por que separar a definição da lista</w:t>
-      </w:r>
-      <w:r>
-        <w:t xml:space="preserve"> </w:t>
-      </w:r>
-      <w:r>
-        <w:t xml:space="preserve">&gt;</w:t>
-      </w:r>
-      <w:r>
-        <w:t xml:space="preserve"> </w:t>
-      </w:r>
-      <w:r>
-        <w:t xml:space="preserve">&gt; Este documento define o que os estados significam; o registro vivo acompanha quem está em qual estado hoje. Mantê-los separados significa que as definições permanecem estáveis e governáveis enquanto as atribuições permanecem atualizadas — e ninguém precisa alterar um artefato ratificado toda vez que alguém entra ou sai.</w:t>
-      </w:r>
-    </w:p>
-    <w:p>
-      <w:pPr>
-        <w:pStyle w:val="BodyText"/>
-      </w:pPr>
-      <w:r>
-        <w:t xml:space="preserve">&gt;</w:t>
-      </w:r>
-      <w:r>
-        <w:t xml:space="preserve"> </w:t>
-      </w:r>
-      <w:r>
-        <w:rPr>
-          <w:b/>
-          <w:bCs/>
-        </w:rPr>
-        <w:t xml:space="preserve">Instruções — Como preencher</w:t>
-      </w:r>
-      <w:r>
-        <w:t xml:space="preserve"> </w:t>
-      </w:r>
-      <w:r>
-        <w:t xml:space="preserve">&gt;</w:t>
-      </w:r>
-      <w:r>
-        <w:t xml:space="preserve"> </w:t>
-      </w:r>
-      <w:r>
-        <w:t xml:space="preserve">&gt; Aponte para o sistema operacional ou documento onde as atribuições atuais de membro-para-estado são acompanhadas. Este artefato não deve precisar ser alterado toda vez que um membro entra ou sai.</w:t>
-      </w:r>
-    </w:p>
-    <w:p>
-      <w:pPr>
-        <w:pStyle w:val="BodyText"/>
-      </w:pPr>
-      <w:r>
-        <w:t xml:space="preserve">&gt; A lista viva de membros é mantida em</w:t>
-      </w:r>
-      <w:r>
-        <w:t xml:space="preserve"> </w:t>
-      </w:r>
-      <w:r>
-        <w:rPr>
-          <w:i/>
-          <w:iCs/>
-        </w:rPr>
-        <w:t xml:space="preserve">&lt;sistema / local&gt;</w:t>
-      </w:r>
-      <w:r>
-        <w:t xml:space="preserve">. Este documento define os estados; a ferramenta de registro mantém as atribuições atuais.</w:t>
-      </w:r>
-    </w:p>
-    <w:p>
-      <w:pPr>
-        <w:pStyle w:val="BodyText"/>
-      </w:pPr>
-      <w:r>
-        <w:rPr>
-          <w:i/>
-          <w:iCs/>
-        </w:rPr>
-        <w:t xml:space="preserve">&lt;Link ou local do diretório vivo de membros.&gt;</w:t>
-      </w:r>
-    </w:p>
-    <w:p>
-      <w:r>
-        <w:pict>
-          <v:rect style="width:0;height:1.5pt" o:hralign="center" o:hrstd="t" o:hr="t"/>
-        </w:pict>
-      </w:r>
-    </w:p>
-    <w:bookmarkEnd w:id="18"/>
-    <w:bookmarkStart w:id="19" w:name="registro-de-ratificação"/>
-    <w:p>
-      <w:pPr>
-        <w:pStyle w:val="Heading2"/>
-      </w:pPr>
-      <w:r>
-        <w:t xml:space="preserve">Registro de Ratificação</w:t>
-      </w:r>
-    </w:p>
-    <w:p>
-      <w:pPr>
-        <w:pStyle w:val="Compact"/>
-        <w:numPr>
-          <w:ilvl w:val="0"/>
-          <w:numId w:val="1004"/>
-        </w:numPr>
-      </w:pPr>
-      <w:r>
-        <w:rPr>
-          <w:b/>
-          <w:bCs/>
-        </w:rPr>
-        <w:t xml:space="preserve">Adotado em:</w:t>
-      </w:r>
-      <w:r>
-        <w:t xml:space="preserve"> </w:t>
-      </w:r>
-      <w:r>
-        <w:t xml:space="preserve">&lt;AAAA-MM-DD&gt;</w:t>
-      </w:r>
-    </w:p>
-    <w:p>
-      <w:pPr>
-        <w:pStyle w:val="Compact"/>
-        <w:numPr>
-          <w:ilvl w:val="0"/>
-          <w:numId w:val="1004"/>
-        </w:numPr>
-      </w:pPr>
-      <w:r>
-        <w:rPr>
-          <w:b/>
-          <w:bCs/>
-        </w:rPr>
-        <w:t xml:space="preserve">Tipo de decisão:</w:t>
-      </w:r>
-      <w:r>
-        <w:t xml:space="preserve"> </w:t>
-      </w:r>
-      <w:r>
-        <w:t xml:space="preserve">Estratégica</w:t>
-      </w:r>
-    </w:p>
-    <w:p>
-      <w:pPr>
-        <w:pStyle w:val="Compact"/>
-        <w:numPr>
-          <w:ilvl w:val="0"/>
-          <w:numId w:val="1004"/>
-        </w:numPr>
-      </w:pPr>
-      <w:r>
-        <w:rPr>
           <w:b/>
           <w:bCs/>
         </w:rPr>
@@ -1199,7 +907,7 @@
         <w:pStyle w:val="Compact"/>
         <w:numPr>
           <w:ilvl w:val="0"/>
-          <w:numId w:val="1004"/>
+          <w:numId w:val="1003"/>
         </w:numPr>
       </w:pPr>
       <w:r>
@@ -1216,8 +924,8 @@
         <w:t xml:space="preserve">&lt;link para o registro da decisão&gt;</w:t>
       </w:r>
     </w:p>
-    <w:bookmarkEnd w:id="19"/>
-    <w:bookmarkEnd w:id="20"/>
+    <w:bookmarkEnd w:id="16"/>
+    <w:bookmarkEnd w:id="17"/>
     <w:sectPr>
       <w:footnotePr>
         <w:numRestart w:val="eachSect"/>
@@ -1441,9 +1149,6 @@
     <w:abstractNumId w:val="991"/>
   </w:num>
   <w:num w:numId="1003">
-    <w:abstractNumId w:val="991"/>
-  </w:num>
-  <w:num w:numId="1004">
     <w:abstractNumId w:val="991"/>
   </w:num>
 </w:numbering>
